--- a/materialien/Welt2_Renaissance/2_Akten/KR_W2_Akte2_Kasiskis_Spur.docx
+++ b/materialien/Welt2_Renaissance/2_Akten/KR_W2_Akte2_Kasiskis_Spur.docx
@@ -4561,7 +4561,7 @@
           <w:color w:val="1B1B1F"/>
           <w:sz w:val="22"/>
         </w:rPr>
-        <w:t>VCVIZ TSWLE UKXMY</w:t>
+        <w:t>OIZRN SLZLE UMJMJ</w:t>
       </w:r>
       <w:r>
         <w:rPr>
